--- a/output/存储/半导体存储行业研究_节选稿.docx
+++ b/output/存储/半导体存储行业研究_节选稿.docx
@@ -768,7 +768,7 @@
           <w:b/>
           <w:sz w:val="21"/>
         </w:rPr>
-        <w:t>表1：国内主要集成电路封测厂商2025年经营数据</w:t>
+        <w:t>表1  国内主要集成电路封测厂商2025年经营数据</w:t>
       </w:r>
     </w:p>
     <w:tbl>
@@ -1788,7 +1788,7 @@
           <w:sz w:val="11"/>
           <w:szCs w:val="11"/>
         </w:rPr>
-        <w:t>数据来源：Wind整理成果，国泰海通投资银行部整理。注：上表营业收入与归母净利润为公司整体口径，非存储封测业务单独口径；各公司未单独披露存储封测收入。</w:t>
+        <w:t>数据来源：Wind整理成果，本报告整理。注：上表营业收入与归母净利润为公司整体口径，非存储封测业务单独口径；各公司未单独披露存储封测收入。</w:t>
       </w:r>
     </w:p>
     <w:p>
@@ -1813,7 +1813,7 @@
           <w:b/>
           <w:sz w:val="21"/>
         </w:rPr>
-        <w:t>表2：深科技存储封测产能扩充项目</w:t>
+        <w:t>表2  深科技存储封测产能扩充项目</w:t>
       </w:r>
     </w:p>
     <w:tbl>
@@ -2733,7 +2733,7 @@
           <w:sz w:val="11"/>
           <w:szCs w:val="11"/>
         </w:rPr>
-        <w:t>资料来源：深科技公告2026-021，国泰海通投资银行部整理。注：2025年11月6日两笔项目的建成时间与资金来源由该公告以连续12个月累计口径追溯列示，未披露上述明细。</w:t>
+        <w:t>资料来源：深科技公告2026-021，本报告整理。注：2025年11月6日两笔项目的建成时间与资金来源由该公告以连续12个月累计口径追溯列示，未披露上述明细。</w:t>
       </w:r>
     </w:p>
     <w:p>
@@ -2863,7 +2863,7 @@
           <w:b/>
           <w:sz w:val="21"/>
         </w:rPr>
-        <w:t>图1：深科技分产品营业收入结构（2021—2025年）</w:t>
+        <w:t>图1  深科技分产品营业收入结构（2021—2025年）</w:t>
       </w:r>
     </w:p>
     <w:p>
@@ -2877,7 +2877,7 @@
           <w:sz w:val="11"/>
           <w:szCs w:val="11"/>
         </w:rPr>
-        <w:t>数据来源：Wind整理成果，国泰海通投资银行部整理。注：数值为分产品口径营业收入。</w:t>
+        <w:t>数据来源：Wind整理成果，本报告整理。注：数值为分产品口径营业收入。</w:t>
       </w:r>
     </w:p>
     <w:p>
@@ -2891,7 +2891,7 @@
           <w:b/>
           <w:sz w:val="21"/>
         </w:rPr>
-        <w:t>表3：深科技分产品主营业务构成（2021—2025年）</w:t>
+        <w:t>表3  深科技分产品主营业务构成（2021—2025年）</w:t>
       </w:r>
     </w:p>
     <w:tbl>
@@ -4955,7 +4955,7 @@
           <w:sz w:val="11"/>
           <w:szCs w:val="11"/>
         </w:rPr>
-        <w:t>数据来源：Wind整理成果，国泰海通投资银行部整理</w:t>
+        <w:t>数据来源：Wind整理成果，本报告整理</w:t>
       </w:r>
     </w:p>
     <w:p>
@@ -5009,7 +5009,7 @@
           <w:b/>
           <w:sz w:val="21"/>
         </w:rPr>
-        <w:t>表4：深科技主要控股子公司2025年经营数据</w:t>
+        <w:t>表4  深科技主要控股子公司2025年经营数据</w:t>
       </w:r>
     </w:p>
     <w:tbl>
@@ -6029,7 +6029,7 @@
           <w:sz w:val="11"/>
           <w:szCs w:val="11"/>
         </w:rPr>
-        <w:t>资料来源：深科技2025年年度报告，国泰海通投资银行部整理。注：上表为子公司单体报表口径，包含合并范围内部交易，与合并报表的分产品收入不可直接比较。净利率为按净利润除以营业收入计算，非年报直接披露值。合肥沛顿存储未达年报主要子公司列示标准，未在表中列示。</w:t>
+        <w:t>资料来源：深科技2025年年度报告，本报告整理。注：上表为子公司单体报表口径，包含合并范围内部交易，与合并报表的分产品收入不可直接比较。净利率为按净利润除以营业收入计算，非年报直接披露值。合肥沛顿存储未达年报主要子公司列示标准，未在表中列示。</w:t>
       </w:r>
     </w:p>
     <w:p>
@@ -6082,7 +6082,7 @@
           <w:b/>
           <w:sz w:val="21"/>
         </w:rPr>
-        <w:t>图2：深科技主要控股子公司营业收入与净利率（2025年）</w:t>
+        <w:t>图2  深科技主要控股子公司营业收入与净利率（2025年）</w:t>
       </w:r>
     </w:p>
     <w:p>
@@ -6096,7 +6096,7 @@
           <w:sz w:val="11"/>
           <w:szCs w:val="11"/>
         </w:rPr>
-        <w:t>资料来源：深科技2025年年度报告，国泰海通投资银行部整理</w:t>
+        <w:t>资料来源：深科技2025年年度报告，本报告整理</w:t>
       </w:r>
     </w:p>
     <w:p>
@@ -6222,7 +6222,7 @@
           <w:b/>
           <w:sz w:val="21"/>
         </w:rPr>
-        <w:t>图3：DXI指数走势（2020年1月—2026年8月）</w:t>
+        <w:t>图3  DXI指数走势（2020年1月—2026年8月）</w:t>
       </w:r>
     </w:p>
     <w:p>
@@ -6236,7 +6236,7 @@
           <w:sz w:val="11"/>
           <w:szCs w:val="11"/>
         </w:rPr>
-        <w:t>数据来源：DRAMexchange，Wind整理成果，国泰海通投资银行部整理。注：指标ID S5617348，日频，单位为点；纵轴采用对数刻度。</w:t>
+        <w:t>数据来源：DRAMexchange，Wind整理成果，本报告整理。注：指标ID S5617348，日频，单位为点；纵轴采用对数刻度。</w:t>
       </w:r>
     </w:p>
     <w:p>
